--- a/Project-Task 01.docx
+++ b/Project-Task 01.docx
@@ -311,13 +311,24 @@
           <w:szCs w:val="24"/>
         </w:rPr>
       </w:pPr>
-      <w:r>
-        <w:rPr>
-          <w:rFonts w:ascii="Times New Roman" w:eastAsia="Times New Roman" w:hAnsi="Times New Roman" w:cs="Times New Roman"/>
-          <w:sz w:val="24"/>
-          <w:szCs w:val="24"/>
-        </w:rPr>
-        <w:t>https://www.kaggle.com/datasets/yasserh/titanic-dataset/data</w:t>
+      <w:hyperlink r:id="rId5" w:history="1">
+        <w:r>
+          <w:rPr>
+            <w:rStyle w:val="Hyperlink"/>
+            <w:rFonts w:ascii="Times New Roman" w:eastAsia="Times New Roman" w:hAnsi="Times New Roman" w:cs="Times New Roman"/>
+            <w:sz w:val="24"/>
+            <w:szCs w:val="24"/>
+          </w:rPr>
+          <w:t>https://www.kaggle.com/datasets/yasserh/titanic-dataset/data</w:t>
+        </w:r>
+      </w:hyperlink>
+      <w:r>
+        <w:rPr>
+          <w:rFonts w:ascii="Times New Roman" w:eastAsia="Times New Roman" w:hAnsi="Times New Roman" w:cs="Times New Roman"/>
+          <w:sz w:val="24"/>
+          <w:szCs w:val="24"/>
+        </w:rPr>
+        <w:t xml:space="preserve"> </w:t>
       </w:r>
     </w:p>
     <w:p>
@@ -349,15 +360,69 @@
           <w:sz w:val="24"/>
           <w:szCs w:val="24"/>
         </w:rPr>
-        <w:t xml:space="preserve">This dataset has information on the passengers of the Titanic that include: </w:t>
-      </w:r>
-      <w:r>
-        <w:rPr>
-          <w:rFonts w:ascii="Times New Roman" w:eastAsia="Times New Roman" w:hAnsi="Times New Roman" w:cs="Times New Roman"/>
-          <w:sz w:val="24"/>
-          <w:szCs w:val="24"/>
-        </w:rPr>
-        <w:t>demographics (age, sex), class (Pclass), fare paid, number of siblings/spouses aboard (SibSp), number of parents/children aboard (Parch), and survival status.</w:t>
+        <w:t xml:space="preserve">This dataset has information on the passengers of the Titanic that </w:t>
+      </w:r>
+      <w:proofErr w:type="gramStart"/>
+      <w:r>
+        <w:rPr>
+          <w:rFonts w:ascii="Times New Roman" w:eastAsia="Times New Roman" w:hAnsi="Times New Roman" w:cs="Times New Roman"/>
+          <w:sz w:val="24"/>
+          <w:szCs w:val="24"/>
+        </w:rPr>
+        <w:t>include:</w:t>
+      </w:r>
+      <w:proofErr w:type="gramEnd"/>
+      <w:r>
+        <w:rPr>
+          <w:rFonts w:ascii="Times New Roman" w:eastAsia="Times New Roman" w:hAnsi="Times New Roman" w:cs="Times New Roman"/>
+          <w:sz w:val="24"/>
+          <w:szCs w:val="24"/>
+        </w:rPr>
+        <w:t xml:space="preserve"> </w:t>
+      </w:r>
+      <w:r>
+        <w:rPr>
+          <w:rFonts w:ascii="Times New Roman" w:eastAsia="Times New Roman" w:hAnsi="Times New Roman" w:cs="Times New Roman"/>
+          <w:sz w:val="24"/>
+          <w:szCs w:val="24"/>
+        </w:rPr>
+        <w:t>demographics (age, sex), class (</w:t>
+      </w:r>
+      <w:proofErr w:type="spellStart"/>
+      <w:r>
+        <w:rPr>
+          <w:rFonts w:ascii="Times New Roman" w:eastAsia="Times New Roman" w:hAnsi="Times New Roman" w:cs="Times New Roman"/>
+          <w:sz w:val="24"/>
+          <w:szCs w:val="24"/>
+        </w:rPr>
+        <w:t>Pclass</w:t>
+      </w:r>
+      <w:proofErr w:type="spellEnd"/>
+      <w:r>
+        <w:rPr>
+          <w:rFonts w:ascii="Times New Roman" w:eastAsia="Times New Roman" w:hAnsi="Times New Roman" w:cs="Times New Roman"/>
+          <w:sz w:val="24"/>
+          <w:szCs w:val="24"/>
+        </w:rPr>
+        <w:t>), fare paid, number of siblings/spouses aboard (</w:t>
+      </w:r>
+      <w:proofErr w:type="spellStart"/>
+      <w:r>
+        <w:rPr>
+          <w:rFonts w:ascii="Times New Roman" w:eastAsia="Times New Roman" w:hAnsi="Times New Roman" w:cs="Times New Roman"/>
+          <w:sz w:val="24"/>
+          <w:szCs w:val="24"/>
+        </w:rPr>
+        <w:t>SibSp</w:t>
+      </w:r>
+      <w:proofErr w:type="spellEnd"/>
+      <w:r>
+        <w:rPr>
+          <w:rFonts w:ascii="Times New Roman" w:eastAsia="Times New Roman" w:hAnsi="Times New Roman" w:cs="Times New Roman"/>
+          <w:sz w:val="24"/>
+          <w:szCs w:val="24"/>
+        </w:rPr>
+        <w:t>), number of parents/children aboard (Parch), and survival status.</w:t>
       </w:r>
     </w:p>
     <w:p>
@@ -1507,6 +1572,7 @@
   <w:style w:type="character" w:default="1" w:styleId="DefaultParagraphFont">
     <w:name w:val="Default Paragraph Font"/>
     <w:uiPriority w:val="1"/>
+    <w:semiHidden/>
     <w:unhideWhenUsed/>
   </w:style>
   <w:style w:type="table" w:default="1" w:styleId="TableNormal">
@@ -1540,6 +1606,29 @@
       <w:ind w:left="720"/>
       <w:contextualSpacing/>
     </w:pPr>
+  </w:style>
+  <w:style w:type="character" w:styleId="Hyperlink">
+    <w:name w:val="Hyperlink"/>
+    <w:basedOn w:val="DefaultParagraphFont"/>
+    <w:uiPriority w:val="99"/>
+    <w:unhideWhenUsed/>
+    <w:rsid w:val="00F05446"/>
+    <w:rPr>
+      <w:color w:val="0563C1" w:themeColor="hyperlink"/>
+      <w:u w:val="single"/>
+    </w:rPr>
+  </w:style>
+  <w:style w:type="character" w:styleId="UnresolvedMention">
+    <w:name w:val="Unresolved Mention"/>
+    <w:basedOn w:val="DefaultParagraphFont"/>
+    <w:uiPriority w:val="99"/>
+    <w:semiHidden/>
+    <w:unhideWhenUsed/>
+    <w:rsid w:val="00F05446"/>
+    <w:rPr>
+      <w:color w:val="605E5C"/>
+      <w:shd w:val="clear" w:color="auto" w:fill="E1DFDD"/>
+    </w:rPr>
   </w:style>
 </w:styles>
 </file>
